--- a/experiment/docs/03_第二问建模与求解.docx
+++ b/experiment/docs/03_第二问建模与求解.docx
@@ -20,12 +20,12 @@
     </w:p>
     <w:p>
       <w:r>
-        <w:t>继承第一问清洗数据与公共物理规则，重新联合优化真实货箱分配、访问次序、机型、实体无人机、共享电池和开始时刻。采用确定种子的箱级邻域搜索、模拟退火、破坏—修复和资源列表调度，得到26架次方案，7架次跨多个服务区、单架次最多3个服务区。全部80箱交付，医疗16/16、首批30/30均按硬时限完成；全部期望时间按期80/80。</w:t>
+        <w:t>继承第一问清洗数据与公共物理规则，重新联合优化真实货箱分配、访问次序、机型、实体无人机、共享电池和开始时刻。采用确定种子的箱级邻域搜索、模拟退火、破坏—修复和资源列表调度，得到25架次方案，8架次跨多个服务区、单架次最多2个服务区。全部80箱交付，医疗16/16、首批30/30均按硬时限完成；全部期望时间按期80/80。</w:t>
       </w:r>
     </w:p>
     <w:p>
       <w:r>
-        <w:t>最后一架无人机返回O01的时刻为6355.094259 s（105.918238 min），运输能耗71.94566215 kWh。已独立验证可行；零逾期达到该非负目标的理论下界，但Cmax、能耗和架次数没有全局最优证明。本报告不把启发式上界冒充严格全局最优。</w:t>
+        <w:t>最后一架无人机返回O01的时刻为6256.803746 s（104.280062 min），运输能耗71.72738029 kWh。已独立验证可行；零逾期达到该非负目标的理论下界，但Cmax、能耗和架次数没有全局最优证明。本报告不把启发式上界冒充严格全局最优。</w:t>
       </w:r>
     </w:p>
     <w:p>
@@ -1001,7 +1001,7 @@
                 <w:b w:val="0"/>
                 <w:sz w:val="17"/>
               </w:rPr>
-              <w:t>S001</w:t>
+              <w:t>S006</w:t>
             </w:r>
           </w:p>
         </w:tc>
@@ -1035,7 +1035,7 @@
                 <w:b w:val="0"/>
                 <w:sz w:val="17"/>
               </w:rPr>
-              <w:t>1,310.900</w:t>
+              <w:t>1,253.478</w:t>
             </w:r>
           </w:p>
         </w:tc>
@@ -1052,7 +1052,7 @@
                 <w:b w:val="0"/>
                 <w:sz w:val="17"/>
               </w:rPr>
-              <w:t>1.2643</w:t>
+              <w:t>1.2889</w:t>
             </w:r>
           </w:p>
         </w:tc>
@@ -1125,7 +1125,7 @@
                 <w:b w:val="0"/>
                 <w:sz w:val="17"/>
               </w:rPr>
-              <w:t>S006</w:t>
+              <w:t>S012→S001</w:t>
             </w:r>
           </w:p>
         </w:tc>
@@ -1159,7 +1159,7 @@
                 <w:b w:val="0"/>
                 <w:sz w:val="17"/>
               </w:rPr>
-              <w:t>1,313.478</w:t>
+              <w:t>2,430.848</w:t>
             </w:r>
           </w:p>
         </w:tc>
@@ -1176,7 +1176,7 @@
                 <w:b w:val="0"/>
                 <w:sz w:val="17"/>
               </w:rPr>
-              <w:t>1.3570</w:t>
+              <w:t>3.1188</w:t>
             </w:r>
           </w:p>
         </w:tc>
@@ -1249,7 +1249,7 @@
                 <w:b w:val="0"/>
                 <w:sz w:val="17"/>
               </w:rPr>
-              <w:t>S007→S003</w:t>
+              <w:t>S013</w:t>
             </w:r>
           </w:p>
         </w:tc>
@@ -1283,7 +1283,7 @@
                 <w:b w:val="0"/>
                 <w:sz w:val="17"/>
               </w:rPr>
-              <w:t>2,482.161</w:t>
+              <w:t>1,612.114</w:t>
             </w:r>
           </w:p>
         </w:tc>
@@ -1300,7 +1300,7 @@
                 <w:b w:val="0"/>
                 <w:sz w:val="17"/>
               </w:rPr>
-              <w:t>3.0248</w:t>
+              <w:t>2.0254</w:t>
             </w:r>
           </w:p>
         </w:tc>
@@ -1373,7 +1373,7 @@
                 <w:b w:val="0"/>
                 <w:sz w:val="17"/>
               </w:rPr>
-              <w:t>S010→S014</w:t>
+              <w:t>S006</w:t>
             </w:r>
           </w:p>
         </w:tc>
@@ -1407,7 +1407,7 @@
                 <w:b w:val="0"/>
                 <w:sz w:val="17"/>
               </w:rPr>
-              <w:t>2,255.329</w:t>
+              <w:t>1,313.478</w:t>
             </w:r>
           </w:p>
         </w:tc>
@@ -1424,7 +1424,7 @@
                 <w:b w:val="0"/>
                 <w:sz w:val="17"/>
               </w:rPr>
-              <w:t>2.4814</w:t>
+              <w:t>1.3570</w:t>
             </w:r>
           </w:p>
         </w:tc>
@@ -1497,7 +1497,7 @@
                 <w:b w:val="0"/>
                 <w:sz w:val="17"/>
               </w:rPr>
-              <w:t>S006</w:t>
+              <w:t>S010</w:t>
             </w:r>
           </w:p>
         </w:tc>
@@ -1531,7 +1531,7 @@
                 <w:b w:val="0"/>
                 <w:sz w:val="17"/>
               </w:rPr>
-              <w:t>1,207.271</w:t>
+              <w:t>1,555.380</w:t>
             </w:r>
           </w:p>
         </w:tc>
@@ -1548,7 +1548,7 @@
                 <w:b w:val="0"/>
                 <w:sz w:val="17"/>
               </w:rPr>
-              <w:t>1.1382</w:t>
+              <w:t>1.8232</w:t>
             </w:r>
           </w:p>
         </w:tc>
@@ -1621,7 +1621,7 @@
                 <w:b w:val="0"/>
                 <w:sz w:val="17"/>
               </w:rPr>
-              <w:t>S001</w:t>
+              <w:t>S007→S015</w:t>
             </w:r>
           </w:p>
         </w:tc>
@@ -1655,7 +1655,7 @@
                 <w:b w:val="0"/>
                 <w:sz w:val="17"/>
               </w:rPr>
-              <w:t>1,149.100</w:t>
+              <w:t>2,097.273</w:t>
             </w:r>
           </w:p>
         </w:tc>
@@ -1672,7 +1672,7 @@
                 <w:b w:val="0"/>
                 <w:sz w:val="17"/>
               </w:rPr>
-              <w:t>1.2204</w:t>
+              <w:t>2.3356</w:t>
             </w:r>
           </w:p>
         </w:tc>
@@ -1745,7 +1745,7 @@
                 <w:b w:val="0"/>
                 <w:sz w:val="17"/>
               </w:rPr>
-              <w:t>S007</w:t>
+              <w:t>S001</w:t>
             </w:r>
           </w:p>
         </w:tc>
@@ -1779,7 +1779,7 @@
                 <w:b w:val="0"/>
                 <w:sz w:val="17"/>
               </w:rPr>
-              <w:t>1,841.566</w:t>
+              <w:t>1,494.169</w:t>
             </w:r>
           </w:p>
         </w:tc>
@@ -1796,7 +1796,7 @@
                 <w:b w:val="0"/>
                 <w:sz w:val="17"/>
               </w:rPr>
-              <w:t>3.3558</w:t>
+              <w:t>2.7204</w:t>
             </w:r>
           </w:p>
         </w:tc>
@@ -1869,7 +1869,7 @@
                 <w:b w:val="0"/>
                 <w:sz w:val="17"/>
               </w:rPr>
-              <w:t>S005</w:t>
+              <w:t>S001</w:t>
             </w:r>
           </w:p>
         </w:tc>
@@ -1903,7 +1903,7 @@
                 <w:b w:val="0"/>
                 <w:sz w:val="17"/>
               </w:rPr>
-              <w:t>1,811.191</w:t>
+              <w:t>1,560.169</w:t>
             </w:r>
           </w:p>
         </w:tc>
@@ -1920,7 +1920,7 @@
                 <w:b w:val="0"/>
                 <w:sz w:val="17"/>
               </w:rPr>
-              <w:t>4.1275</w:t>
+              <w:t>2.8127</w:t>
             </w:r>
           </w:p>
         </w:tc>
@@ -1959,7 +1959,7 @@
                 <w:b w:val="0"/>
                 <w:sz w:val="17"/>
               </w:rPr>
-              <w:t>U06/B</w:t>
+              <w:t>U01/A</w:t>
             </w:r>
           </w:p>
         </w:tc>
@@ -1976,7 +1976,7 @@
                 <w:b w:val="0"/>
                 <w:sz w:val="17"/>
               </w:rPr>
-              <w:t>B-BAT-03</w:t>
+              <w:t>A-BAT-05</w:t>
             </w:r>
           </w:p>
         </w:tc>
@@ -1993,7 +1993,7 @@
                 <w:b w:val="0"/>
                 <w:sz w:val="17"/>
               </w:rPr>
-              <w:t>S002</w:t>
+              <w:t>S014</w:t>
             </w:r>
           </w:p>
         </w:tc>
@@ -2010,7 +2010,7 @@
                 <w:b w:val="0"/>
                 <w:sz w:val="17"/>
               </w:rPr>
-              <w:t>1,149.100</w:t>
+              <w:t>1,253.478</w:t>
             </w:r>
           </w:p>
         </w:tc>
@@ -2027,7 +2027,7 @@
                 <w:b w:val="0"/>
                 <w:sz w:val="17"/>
               </w:rPr>
-              <w:t>2,905.795</w:t>
+              <w:t>3,183.888</w:t>
             </w:r>
           </w:p>
         </w:tc>
@@ -2044,7 +2044,7 @@
                 <w:b w:val="0"/>
                 <w:sz w:val="17"/>
               </w:rPr>
-              <w:t>2.5891</w:t>
+              <w:t>2.2517</w:t>
             </w:r>
           </w:p>
         </w:tc>
@@ -2083,7 +2083,7 @@
                 <w:b w:val="0"/>
                 <w:sz w:val="17"/>
               </w:rPr>
-              <w:t>U05/B</w:t>
+              <w:t>U04/A</w:t>
             </w:r>
           </w:p>
         </w:tc>
@@ -2100,7 +2100,7 @@
                 <w:b w:val="0"/>
                 <w:sz w:val="17"/>
               </w:rPr>
-              <w:t>B-BAT-04</w:t>
+              <w:t>A-BAT-06</w:t>
             </w:r>
           </w:p>
         </w:tc>
@@ -2117,7 +2117,7 @@
                 <w:b w:val="0"/>
                 <w:sz w:val="17"/>
               </w:rPr>
-              <w:t>S001</w:t>
+              <w:t>S014→S013</w:t>
             </w:r>
           </w:p>
         </w:tc>
@@ -2134,7 +2134,7 @@
                 <w:b w:val="0"/>
                 <w:sz w:val="17"/>
               </w:rPr>
-              <w:t>1,207.271</w:t>
+              <w:t>1,313.478</w:t>
             </w:r>
           </w:p>
         </w:tc>
@@ -2151,7 +2151,7 @@
                 <w:b w:val="0"/>
                 <w:sz w:val="17"/>
               </w:rPr>
-              <w:t>2,356.371</w:t>
+              <w:t>3,718.758</w:t>
             </w:r>
           </w:p>
         </w:tc>
@@ -2168,7 +2168,7 @@
                 <w:b w:val="0"/>
                 <w:sz w:val="17"/>
               </w:rPr>
-              <w:t>1.2204</w:t>
+              <w:t>2.7158</w:t>
             </w:r>
           </w:p>
         </w:tc>
@@ -2207,7 +2207,7 @@
                 <w:b w:val="0"/>
                 <w:sz w:val="17"/>
               </w:rPr>
-              <w:t>U01/A</w:t>
+              <w:t>U07/C</w:t>
             </w:r>
           </w:p>
         </w:tc>
@@ -2224,7 +2224,7 @@
                 <w:b w:val="0"/>
                 <w:sz w:val="17"/>
               </w:rPr>
-              <w:t>A-BAT-05</w:t>
+              <w:t>C-BAT-03</w:t>
             </w:r>
           </w:p>
         </w:tc>
@@ -2241,7 +2241,7 @@
                 <w:b w:val="0"/>
                 <w:sz w:val="17"/>
               </w:rPr>
-              <w:t>S006</w:t>
+              <w:t>S002</w:t>
             </w:r>
           </w:p>
         </w:tc>
@@ -2258,7 +2258,7 @@
                 <w:b w:val="0"/>
                 <w:sz w:val="17"/>
               </w:rPr>
-              <w:t>1,310.900</w:t>
+              <w:t>1,494.169</w:t>
             </w:r>
           </w:p>
         </w:tc>
@@ -2275,7 +2275,7 @@
                 <w:b w:val="0"/>
                 <w:sz w:val="17"/>
               </w:rPr>
-              <w:t>2,624.378</w:t>
+              <w:t>3,601.981</w:t>
             </w:r>
           </w:p>
         </w:tc>
@@ -2292,7 +2292,7 @@
                 <w:b w:val="0"/>
                 <w:sz w:val="17"/>
               </w:rPr>
-              <w:t>1.3116</w:t>
+              <w:t>6.1619</w:t>
             </w:r>
           </w:p>
         </w:tc>
@@ -2331,7 +2331,7 @@
                 <w:b w:val="0"/>
                 <w:sz w:val="17"/>
               </w:rPr>
-              <w:t>U02/A</w:t>
+              <w:t>U05/B</w:t>
             </w:r>
           </w:p>
         </w:tc>
@@ -2348,7 +2348,7 @@
                 <w:b w:val="0"/>
                 <w:sz w:val="17"/>
               </w:rPr>
-              <w:t>A-BAT-06</w:t>
+              <w:t>B-BAT-03</w:t>
             </w:r>
           </w:p>
         </w:tc>
@@ -2365,7 +2365,7 @@
                 <w:b w:val="0"/>
                 <w:sz w:val="17"/>
               </w:rPr>
-              <w:t>S014</w:t>
+              <w:t>S007</w:t>
             </w:r>
           </w:p>
         </w:tc>
@@ -2382,7 +2382,7 @@
                 <w:b w:val="0"/>
                 <w:sz w:val="17"/>
               </w:rPr>
-              <w:t>1,313.478</w:t>
+              <w:t>1,555.380</w:t>
             </w:r>
           </w:p>
         </w:tc>
@@ -2399,7 +2399,7 @@
                 <w:b w:val="0"/>
                 <w:sz w:val="17"/>
               </w:rPr>
-              <w:t>3,303.888</w:t>
+              <w:t>3,131.655</w:t>
             </w:r>
           </w:p>
         </w:tc>
@@ -2416,7 +2416,7 @@
                 <w:b w:val="0"/>
                 <w:sz w:val="17"/>
               </w:rPr>
-              <w:t>2.2910</w:t>
+              <w:t>1.6565</w:t>
             </w:r>
           </w:p>
         </w:tc>
@@ -2472,7 +2472,7 @@
                 <w:b w:val="0"/>
                 <w:sz w:val="17"/>
               </w:rPr>
-              <w:t>C-BAT-03</w:t>
+              <w:t>C-BAT-04</w:t>
             </w:r>
           </w:p>
         </w:tc>
@@ -2489,7 +2489,7 @@
                 <w:b w:val="0"/>
                 <w:sz w:val="17"/>
               </w:rPr>
-              <w:t>S002</w:t>
+              <w:t>S003</w:t>
             </w:r>
           </w:p>
         </w:tc>
@@ -2506,7 +2506,7 @@
                 <w:b w:val="0"/>
                 <w:sz w:val="17"/>
               </w:rPr>
-              <w:t>1,811.191</w:t>
+              <w:t>1,560.169</w:t>
             </w:r>
           </w:p>
         </w:tc>
@@ -2523,7 +2523,7 @@
                 <w:b w:val="0"/>
                 <w:sz w:val="17"/>
               </w:rPr>
-              <w:t>3,919.003</w:t>
+              <w:t>3,996.260</w:t>
             </w:r>
           </w:p>
         </w:tc>
@@ -2540,7 +2540,7 @@
                 <w:b w:val="0"/>
                 <w:sz w:val="17"/>
               </w:rPr>
-              <w:t>5.8531</w:t>
+              <w:t>6.1495</w:t>
             </w:r>
           </w:p>
         </w:tc>
@@ -2579,7 +2579,7 @@
                 <w:b w:val="0"/>
                 <w:sz w:val="17"/>
               </w:rPr>
-              <w:t>U07/C</w:t>
+              <w:t>U06/B</w:t>
             </w:r>
           </w:p>
         </w:tc>
@@ -2596,7 +2596,7 @@
                 <w:b w:val="0"/>
                 <w:sz w:val="17"/>
               </w:rPr>
-              <w:t>C-BAT-04</w:t>
+              <w:t>B-BAT-04</w:t>
             </w:r>
           </w:p>
         </w:tc>
@@ -2613,7 +2613,7 @@
                 <w:b w:val="0"/>
                 <w:sz w:val="17"/>
               </w:rPr>
-              <w:t>S001→S013</w:t>
+              <w:t>S006</w:t>
             </w:r>
           </w:p>
         </w:tc>
@@ -2630,7 +2630,7 @@
                 <w:b w:val="0"/>
                 <w:sz w:val="17"/>
               </w:rPr>
-              <w:t>1,841.566</w:t>
+              <w:t>2,097.273</w:t>
             </w:r>
           </w:p>
         </w:tc>
@@ -2647,7 +2647,7 @@
                 <w:b w:val="0"/>
                 <w:sz w:val="17"/>
               </w:rPr>
-              <w:t>4,032.182</w:t>
+              <w:t>3,304.545</w:t>
             </w:r>
           </w:p>
         </w:tc>
@@ -2664,7 +2664,7 @@
                 <w:b w:val="0"/>
                 <w:sz w:val="17"/>
               </w:rPr>
-              <w:t>4.1848</w:t>
+              <w:t>1.0988</w:t>
             </w:r>
           </w:p>
         </w:tc>
@@ -2703,7 +2703,7 @@
                 <w:b w:val="0"/>
                 <w:sz w:val="17"/>
               </w:rPr>
-              <w:t>U04/A</w:t>
+              <w:t>U03/A</w:t>
             </w:r>
           </w:p>
         </w:tc>
@@ -2737,7 +2737,7 @@
                 <w:b w:val="0"/>
                 <w:sz w:val="17"/>
               </w:rPr>
-              <w:t>S010</w:t>
+              <w:t>S008</w:t>
             </w:r>
           </w:p>
         </w:tc>
@@ -2754,7 +2754,7 @@
                 <w:b w:val="0"/>
                 <w:sz w:val="17"/>
               </w:rPr>
-              <w:t>2,255.329</w:t>
+              <w:t>2,125.822</w:t>
             </w:r>
           </w:p>
         </w:tc>
@@ -2771,7 +2771,7 @@
                 <w:b w:val="0"/>
                 <w:sz w:val="17"/>
               </w:rPr>
-              <w:t>3,910.192</w:t>
+              <w:t>4,296.954</w:t>
             </w:r>
           </w:p>
         </w:tc>
@@ -2788,7 +2788,7 @@
                 <w:b w:val="0"/>
                 <w:sz w:val="17"/>
               </w:rPr>
-              <w:t>1.9549</w:t>
+              <w:t>3.3084</w:t>
             </w:r>
           </w:p>
         </w:tc>
@@ -2827,7 +2827,7 @@
                 <w:b w:val="0"/>
                 <w:sz w:val="17"/>
               </w:rPr>
-              <w:t>U05/B</w:t>
+              <w:t>U02/A</w:t>
             </w:r>
           </w:p>
         </w:tc>
@@ -2844,7 +2844,7 @@
                 <w:b w:val="0"/>
                 <w:sz w:val="17"/>
               </w:rPr>
-              <w:t>B-BAT-02</w:t>
+              <w:t>A-BAT-04</w:t>
             </w:r>
           </w:p>
         </w:tc>
@@ -2861,7 +2861,7 @@
                 <w:b w:val="0"/>
                 <w:sz w:val="17"/>
               </w:rPr>
-              <w:t>S012</w:t>
+              <w:t>S007→S003</w:t>
             </w:r>
           </w:p>
         </w:tc>
@@ -2878,7 +2878,7 @@
                 <w:b w:val="0"/>
                 <w:sz w:val="17"/>
               </w:rPr>
-              <w:t>2,356.371</w:t>
+              <w:t>2,430.848</w:t>
             </w:r>
           </w:p>
         </w:tc>
@@ -2895,7 +2895,7 @@
                 <w:b w:val="0"/>
                 <w:sz w:val="17"/>
               </w:rPr>
-              <w:t>4,279.112</w:t>
+              <w:t>4,913.009</w:t>
             </w:r>
           </w:p>
         </w:tc>
@@ -2912,7 +2912,7 @@
                 <w:b w:val="0"/>
                 <w:sz w:val="17"/>
               </w:rPr>
-              <w:t>2.7524</w:t>
+              <w:t>3.0248</w:t>
             </w:r>
           </w:p>
         </w:tc>
@@ -2951,7 +2951,7 @@
                 <w:b w:val="0"/>
                 <w:sz w:val="17"/>
               </w:rPr>
-              <w:t>U03/A</w:t>
+              <w:t>U05/B</w:t>
             </w:r>
           </w:p>
         </w:tc>
@@ -2968,7 +2968,7 @@
                 <w:b w:val="0"/>
                 <w:sz w:val="17"/>
               </w:rPr>
-              <w:t>A-BAT-02</w:t>
+              <w:t>B-BAT-01</w:t>
             </w:r>
           </w:p>
         </w:tc>
@@ -2985,7 +2985,7 @@
                 <w:b w:val="0"/>
                 <w:sz w:val="17"/>
               </w:rPr>
-              <w:t>S001→S009→S005</w:t>
+              <w:t>S011</w:t>
             </w:r>
           </w:p>
         </w:tc>
@@ -3002,7 +3002,7 @@
                 <w:b w:val="0"/>
                 <w:sz w:val="17"/>
               </w:rPr>
-              <w:t>2,482.161</w:t>
+              <w:t>3,131.655</w:t>
             </w:r>
           </w:p>
         </w:tc>
@@ -3019,7 +3019,7 @@
                 <w:b w:val="0"/>
                 <w:sz w:val="17"/>
               </w:rPr>
-              <w:t>4,929.481</w:t>
+              <w:t>4,320.075</w:t>
             </w:r>
           </w:p>
         </w:tc>
@@ -3036,7 +3036,7 @@
                 <w:b w:val="0"/>
                 <w:sz w:val="17"/>
               </w:rPr>
-              <w:t>2.7144</w:t>
+              <w:t>1.0740</w:t>
             </w:r>
           </w:p>
         </w:tc>
@@ -3075,7 +3075,7 @@
                 <w:b w:val="0"/>
                 <w:sz w:val="17"/>
               </w:rPr>
-              <w:t>U06/B</w:t>
+              <w:t>U01/A</w:t>
             </w:r>
           </w:p>
         </w:tc>
@@ -3092,7 +3092,7 @@
                 <w:b w:val="0"/>
                 <w:sz w:val="17"/>
               </w:rPr>
-              <w:t>B-BAT-01</w:t>
+              <w:t>A-BAT-03</w:t>
             </w:r>
           </w:p>
         </w:tc>
@@ -3109,7 +3109,7 @@
                 <w:b w:val="0"/>
                 <w:sz w:val="17"/>
               </w:rPr>
-              <w:t>S008</w:t>
+              <w:t>S005→S004</w:t>
             </w:r>
           </w:p>
         </w:tc>
@@ -3126,7 +3126,7 @@
                 <w:b w:val="0"/>
                 <w:sz w:val="17"/>
               </w:rPr>
-              <w:t>2,905.795</w:t>
+              <w:t>3,183.888</w:t>
             </w:r>
           </w:p>
         </w:tc>
@@ -3143,7 +3143,7 @@
                 <w:b w:val="0"/>
                 <w:sz w:val="17"/>
               </w:rPr>
-              <w:t>4,807.626</w:t>
+              <w:t>5,659.777</w:t>
             </w:r>
           </w:p>
         </w:tc>
@@ -3160,7 +3160,7 @@
                 <w:b w:val="0"/>
                 <w:sz w:val="17"/>
               </w:rPr>
-              <w:t>2.7634</w:t>
+              <w:t>3.1312</w:t>
             </w:r>
           </w:p>
         </w:tc>
@@ -3199,7 +3199,7 @@
                 <w:b w:val="0"/>
                 <w:sz w:val="17"/>
               </w:rPr>
-              <w:t>U01/A</w:t>
+              <w:t>U07/C</w:t>
             </w:r>
           </w:p>
         </w:tc>
@@ -3216,7 +3216,7 @@
                 <w:b w:val="0"/>
                 <w:sz w:val="17"/>
               </w:rPr>
-              <w:t>A-BAT-04</w:t>
+              <w:t>C-BAT-01</w:t>
             </w:r>
           </w:p>
         </w:tc>
@@ -3233,7 +3233,7 @@
                 <w:b w:val="0"/>
                 <w:sz w:val="17"/>
               </w:rPr>
-              <w:t>S015→S008</w:t>
+              <w:t>S005→S008</w:t>
             </w:r>
           </w:p>
         </w:tc>
@@ -3250,7 +3250,7 @@
                 <w:b w:val="0"/>
                 <w:sz w:val="17"/>
               </w:rPr>
-              <w:t>3,472.171</w:t>
+              <w:t>3,601.981</w:t>
             </w:r>
           </w:p>
         </w:tc>
@@ -3267,7 +3267,7 @@
                 <w:b w:val="0"/>
                 <w:sz w:val="17"/>
               </w:rPr>
-              <w:t>6,327.124</w:t>
+              <w:t>6,242.559</w:t>
             </w:r>
           </w:p>
         </w:tc>
@@ -3284,7 +3284,7 @@
                 <w:b w:val="0"/>
                 <w:sz w:val="17"/>
               </w:rPr>
-              <w:t>3.5814</w:t>
+              <w:t>6.3776</w:t>
             </w:r>
           </w:p>
         </w:tc>
@@ -3323,7 +3323,7 @@
                 <w:b w:val="0"/>
                 <w:sz w:val="17"/>
               </w:rPr>
-              <w:t>U02/A</w:t>
+              <w:t>U06/B</w:t>
             </w:r>
           </w:p>
         </w:tc>
@@ -3340,7 +3340,7 @@
                 <w:b w:val="0"/>
                 <w:sz w:val="17"/>
               </w:rPr>
-              <w:t>A-BAT-05</w:t>
+              <w:t>B-BAT-02</w:t>
             </w:r>
           </w:p>
         </w:tc>
@@ -3357,7 +3357,7 @@
                 <w:b w:val="0"/>
                 <w:sz w:val="17"/>
               </w:rPr>
-              <w:t>S008</w:t>
+              <w:t>S009→S012</w:t>
             </w:r>
           </w:p>
         </w:tc>
@@ -3374,7 +3374,7 @@
                 <w:b w:val="0"/>
                 <w:sz w:val="17"/>
               </w:rPr>
-              <w:t>3,503.275</w:t>
+              <w:t>3,776.031</w:t>
             </w:r>
           </w:p>
         </w:tc>
@@ -3391,7 +3391,7 @@
                 <w:b w:val="0"/>
                 <w:sz w:val="17"/>
               </w:rPr>
-              <w:t>5,674.407</w:t>
+              <w:t>5,942.550</w:t>
             </w:r>
           </w:p>
         </w:tc>
@@ -3408,7 +3408,7 @@
                 <w:b w:val="0"/>
                 <w:sz w:val="17"/>
               </w:rPr>
-              <w:t>3.3084</w:t>
+              <w:t>2.8418</w:t>
             </w:r>
           </w:p>
         </w:tc>
@@ -3464,7 +3464,7 @@
                 <w:b w:val="0"/>
                 <w:sz w:val="17"/>
               </w:rPr>
-              <w:t>A-BAT-03</w:t>
+              <w:t>A-BAT-02</w:t>
             </w:r>
           </w:p>
         </w:tc>
@@ -3481,7 +3481,7 @@
                 <w:b w:val="0"/>
                 <w:sz w:val="17"/>
               </w:rPr>
-              <w:t>S011→S001</w:t>
+              <w:t>S015</w:t>
             </w:r>
           </w:p>
         </w:tc>
@@ -3498,7 +3498,7 @@
                 <w:b w:val="0"/>
                 <w:sz w:val="17"/>
               </w:rPr>
-              <w:t>3,910.192</w:t>
+              <w:t>3,831.826</w:t>
             </w:r>
           </w:p>
         </w:tc>
@@ -3515,7 +3515,7 @@
                 <w:b w:val="0"/>
                 <w:sz w:val="17"/>
               </w:rPr>
-              <w:t>5,550.275</w:t>
+              <w:t>5,800.415</w:t>
             </w:r>
           </w:p>
         </w:tc>
@@ -3532,7 +3532,7 @@
                 <w:b w:val="0"/>
                 <w:sz w:val="17"/>
               </w:rPr>
-              <w:t>1.6957</w:t>
+              <w:t>2.5577</w:t>
             </w:r>
           </w:p>
         </w:tc>
@@ -3588,7 +3588,7 @@
                 <w:b w:val="0"/>
                 <w:sz w:val="17"/>
               </w:rPr>
-              <w:t>C-BAT-01</w:t>
+              <w:t>C-BAT-02</w:t>
             </w:r>
           </w:p>
         </w:tc>
@@ -3605,7 +3605,7 @@
                 <w:b w:val="0"/>
                 <w:sz w:val="17"/>
               </w:rPr>
-              <w:t>S003</w:t>
+              <w:t>S004</w:t>
             </w:r>
           </w:p>
         </w:tc>
@@ -3622,7 +3622,7 @@
                 <w:b w:val="0"/>
                 <w:sz w:val="17"/>
               </w:rPr>
-              <w:t>3,919.003</w:t>
+              <w:t>3,996.260</w:t>
             </w:r>
           </w:p>
         </w:tc>
@@ -3639,7 +3639,7 @@
                 <w:b w:val="0"/>
                 <w:sz w:val="17"/>
               </w:rPr>
-              <w:t>6,355.094</w:t>
+              <w:t>6,231.317</w:t>
             </w:r>
           </w:p>
         </w:tc>
@@ -3656,7 +3656,7 @@
                 <w:b w:val="0"/>
                 <w:sz w:val="17"/>
               </w:rPr>
-              <w:t>6.1495</w:t>
+              <w:t>6.0148</w:t>
             </w:r>
           </w:p>
         </w:tc>
@@ -3695,7 +3695,7 @@
                 <w:b w:val="0"/>
                 <w:sz w:val="17"/>
               </w:rPr>
-              <w:t>U07/C</w:t>
+              <w:t>U03/A</w:t>
             </w:r>
           </w:p>
         </w:tc>
@@ -3712,7 +3712,7 @@
                 <w:b w:val="0"/>
                 <w:sz w:val="17"/>
               </w:rPr>
-              <w:t>C-BAT-02</w:t>
+              <w:t>A-BAT-05</w:t>
             </w:r>
           </w:p>
         </w:tc>
@@ -3729,7 +3729,7 @@
                 <w:b w:val="0"/>
                 <w:sz w:val="17"/>
               </w:rPr>
-              <w:t>S004</w:t>
+              <w:t>S001→S009</w:t>
             </w:r>
           </w:p>
         </w:tc>
@@ -3746,7 +3746,7 @@
                 <w:b w:val="0"/>
                 <w:sz w:val="17"/>
               </w:rPr>
-              <w:t>4,032.182</w:t>
+              <w:t>4,334.386</w:t>
             </w:r>
           </w:p>
         </w:tc>
@@ -3763,7 +3763,7 @@
                 <w:b w:val="0"/>
                 <w:sz w:val="17"/>
               </w:rPr>
-              <w:t>6,333.239</w:t>
+              <w:t>6,238.310</w:t>
             </w:r>
           </w:p>
         </w:tc>
@@ -3780,7 +3780,7 @@
                 <w:b w:val="0"/>
                 <w:sz w:val="17"/>
               </w:rPr>
-              <w:t>6.1529</w:t>
+              <w:t>2.2308</w:t>
             </w:r>
           </w:p>
         </w:tc>
@@ -3853,7 +3853,7 @@
                 <w:b w:val="0"/>
                 <w:sz w:val="17"/>
               </w:rPr>
-              <w:t>S011→S015</w:t>
+              <w:t>S002</w:t>
             </w:r>
           </w:p>
         </w:tc>
@@ -3870,7 +3870,7 @@
                 <w:b w:val="0"/>
                 <w:sz w:val="17"/>
               </w:rPr>
-              <w:t>4,279.112</w:t>
+              <w:t>4,447.349</w:t>
             </w:r>
           </w:p>
         </w:tc>
@@ -3887,7 +3887,7 @@
                 <w:b w:val="0"/>
                 <w:sz w:val="17"/>
               </w:rPr>
-              <w:t>6,348.189</w:t>
+              <w:t>6,204.043</w:t>
             </w:r>
           </w:p>
         </w:tc>
@@ -3904,7 +3904,7 @@
                 <w:b w:val="0"/>
                 <w:sz w:val="17"/>
               </w:rPr>
-              <w:t>2.2200</w:t>
+              <w:t>2.4072</w:t>
             </w:r>
           </w:p>
         </w:tc>
@@ -3943,7 +3943,7 @@
                 <w:b w:val="0"/>
                 <w:sz w:val="17"/>
               </w:rPr>
-              <w:t>U06/B</w:t>
+              <w:t>U02/A</w:t>
             </w:r>
           </w:p>
         </w:tc>
@@ -3960,7 +3960,7 @@
                 <w:b w:val="0"/>
                 <w:sz w:val="17"/>
               </w:rPr>
-              <w:t>B-BAT-03</w:t>
+              <w:t>A-BAT-06</w:t>
             </w:r>
           </w:p>
         </w:tc>
@@ -3977,7 +3977,7 @@
                 <w:b w:val="0"/>
                 <w:sz w:val="17"/>
               </w:rPr>
-              <w:t>S009</w:t>
+              <w:t>S006</w:t>
             </w:r>
           </w:p>
         </w:tc>
@@ -3994,7 +3994,7 @@
                 <w:b w:val="0"/>
                 <w:sz w:val="17"/>
               </w:rPr>
-              <w:t>4,807.626</w:t>
+              <w:t>5,003.326</w:t>
             </w:r>
           </w:p>
         </w:tc>
@@ -4011,7 +4011,7 @@
                 <w:b w:val="0"/>
                 <w:sz w:val="17"/>
               </w:rPr>
-              <w:t>6,306.068</w:t>
+              <w:t>6,256.804</w:t>
             </w:r>
           </w:p>
         </w:tc>
@@ -4028,131 +4028,7 @@
                 <w:b w:val="0"/>
                 <w:sz w:val="17"/>
               </w:rPr>
-              <w:t>2.0002</w:t>
-            </w:r>
-          </w:p>
-        </w:tc>
-      </w:tr>
-      <w:tr>
-        <w:trPr>
-          <w:cantSplit/>
-        </w:trPr>
-        <w:tc>
-          <w:tcPr>
-            <w:tcW w:type="dxa" w:w="1085"/>
-          </w:tcPr>
-          <w:p>
-            <w:pPr>
-              <w:spacing w:line="259" w:lineRule="auto" w:after="40" w:before="40"/>
-            </w:pPr>
-            <w:r>
-              <w:rPr>
-                <w:b w:val="0"/>
-                <w:sz w:val="17"/>
-              </w:rPr>
-              <w:t>Q2-026</w:t>
-            </w:r>
-          </w:p>
-        </w:tc>
-        <w:tc>
-          <w:tcPr>
-            <w:tcW w:type="dxa" w:w="986"/>
-          </w:tcPr>
-          <w:p>
-            <w:pPr>
-              <w:spacing w:line="259" w:lineRule="auto" w:after="40" w:before="40"/>
-            </w:pPr>
-            <w:r>
-              <w:rPr>
-                <w:b w:val="0"/>
-                <w:sz w:val="17"/>
-              </w:rPr>
-              <w:t>U03/A</w:t>
-            </w:r>
-          </w:p>
-        </w:tc>
-        <w:tc>
-          <w:tcPr>
-            <w:tcW w:type="dxa" w:w="1184"/>
-          </w:tcPr>
-          <w:p>
-            <w:pPr>
-              <w:spacing w:line="259" w:lineRule="auto" w:after="40" w:before="40"/>
-            </w:pPr>
-            <w:r>
-              <w:rPr>
-                <w:b w:val="0"/>
-                <w:sz w:val="17"/>
-              </w:rPr>
-              <w:t>A-BAT-06</w:t>
-            </w:r>
-          </w:p>
-        </w:tc>
-        <w:tc>
-          <w:tcPr>
-            <w:tcW w:type="dxa" w:w="1874"/>
-          </w:tcPr>
-          <w:p>
-            <w:pPr>
-              <w:spacing w:line="259" w:lineRule="auto" w:after="40" w:before="40"/>
-            </w:pPr>
-            <w:r>
-              <w:rPr>
-                <w:b w:val="0"/>
-                <w:sz w:val="17"/>
-              </w:rPr>
-              <w:t>S001</w:t>
-            </w:r>
-          </w:p>
-        </w:tc>
-        <w:tc>
-          <w:tcPr>
-            <w:tcW w:type="dxa" w:w="1578"/>
-          </w:tcPr>
-          <w:p>
-            <w:pPr>
-              <w:spacing w:line="259" w:lineRule="auto" w:after="40" w:before="40"/>
-            </w:pPr>
-            <w:r>
-              <w:rPr>
-                <w:b w:val="0"/>
-                <w:sz w:val="17"/>
-              </w:rPr>
-              <w:t>4,929.481</w:t>
-            </w:r>
-          </w:p>
-        </w:tc>
-        <w:tc>
-          <w:tcPr>
-            <w:tcW w:type="dxa" w:w="1578"/>
-          </w:tcPr>
-          <w:p>
-            <w:pPr>
-              <w:spacing w:line="259" w:lineRule="auto" w:after="40" w:before="40"/>
-            </w:pPr>
-            <w:r>
-              <w:rPr>
-                <w:b w:val="0"/>
-                <w:sz w:val="17"/>
-              </w:rPr>
-              <w:t>6,180.380</w:t>
-            </w:r>
-          </w:p>
-        </w:tc>
-        <w:tc>
-          <w:tcPr>
-            <w:tcW w:type="dxa" w:w="1578"/>
-          </w:tcPr>
-          <w:p>
-            <w:pPr>
-              <w:spacing w:line="259" w:lineRule="auto" w:after="40" w:before="40"/>
-            </w:pPr>
-            <w:r>
-              <w:rPr>
-                <w:b w:val="0"/>
-                <w:sz w:val="17"/>
-              </w:rPr>
-              <w:t>1.2331</w:t>
+              <w:t>1.2430</w:t>
             </w:r>
           </w:p>
         </w:tc>
@@ -4165,12 +4041,12 @@
     </w:p>
     <w:p>
       <w:r>
-        <w:t>26架次使用机型构成为{"A": 12, "B": 8, "C": 6}；14组库存电池实际使用，充满后复用12次，其中10组在不同同型机身间共享。全部758.0 kg、2.011 m³、80箱交付，模板逐箱表有完整箱ID与完成秒数，不需人工从路线猜测分配。</w:t>
+        <w:t>25架次使用机型构成为{"A": 12, "B": 7, "C": 6}；14组库存电池实际使用，充满后复用11次，其中7组在不同同型机身间共享。全部758.0 kg、2.011 m³、80箱交付，模板逐箱表有完整箱ID与完成秒数，不需人工从路线猜测分配。</w:t>
       </w:r>
     </w:p>
     <w:p>
       <w:r>
-        <w:t>最后交付时刻为5838.436810 s，最后返航时刻为6355.094259 s；二者不相同。总纯飞行29913.596322 s，总作业48027.596322 s，也均不是并行Cmax。末次电池充满可晚于Cmax，因为题定任务完成取运输机最后返航，不要求最后所有电池充满才算完工。</w:t>
+        <w:t>最后交付时刻为5878.827983 s，最后返航时刻为6256.803746 s；二者不相同。总纯飞行29540.490806 s，总作业47222.490806 s，也均不是并行Cmax。末次电池充满可晚于Cmax，因为题定任务完成取运输机最后返航，不要求最后所有电池充满才算完工。</w:t>
       </w:r>
     </w:p>
     <w:tbl>
@@ -4371,7 +4247,7 @@
                 <w:b w:val="0"/>
                 <w:sz w:val="17"/>
               </w:rPr>
-              <w:t>5,479.33</w:t>
+              <w:t>5,659.78</w:t>
             </w:r>
           </w:p>
         </w:tc>
@@ -4388,7 +4264,7 @@
                 <w:b w:val="0"/>
                 <w:sz w:val="17"/>
               </w:rPr>
-              <w:t>6,327.12</w:t>
+              <w:t>5,659.78</w:t>
             </w:r>
           </w:p>
         </w:tc>
@@ -4405,7 +4281,7 @@
                 <w:b w:val="0"/>
                 <w:sz w:val="17"/>
               </w:rPr>
-              <w:t>86.22%</w:t>
+              <w:t>90.46%</w:t>
             </w:r>
           </w:p>
         </w:tc>
@@ -4478,7 +4354,7 @@
                 <w:b w:val="0"/>
                 <w:sz w:val="17"/>
               </w:rPr>
-              <w:t>5,475.02</w:t>
+              <w:t>6,166.49</w:t>
             </w:r>
           </w:p>
         </w:tc>
@@ -4495,7 +4371,7 @@
                 <w:b w:val="0"/>
                 <w:sz w:val="17"/>
               </w:rPr>
-              <w:t>5,674.41</w:t>
+              <w:t>6,256.80</w:t>
             </w:r>
           </w:p>
         </w:tc>
@@ -4512,7 +4388,7 @@
                 <w:b w:val="0"/>
                 <w:sz w:val="17"/>
               </w:rPr>
-              <w:t>86.15%</w:t>
+              <w:t>98.56%</w:t>
             </w:r>
           </w:p>
         </w:tc>
@@ -4585,7 +4461,7 @@
                 <w:b w:val="0"/>
                 <w:sz w:val="17"/>
               </w:rPr>
-              <w:t>6,180.38</w:t>
+              <w:t>5,687.17</w:t>
             </w:r>
           </w:p>
         </w:tc>
@@ -4602,7 +4478,7 @@
                 <w:b w:val="0"/>
                 <w:sz w:val="17"/>
               </w:rPr>
-              <w:t>6,180.38</w:t>
+              <w:t>6,238.31</w:t>
             </w:r>
           </w:p>
         </w:tc>
@@ -4619,7 +4495,7 @@
                 <w:b w:val="0"/>
                 <w:sz w:val="17"/>
               </w:rPr>
-              <w:t>97.25%</w:t>
+              <w:t>90.90%</w:t>
             </w:r>
           </w:p>
         </w:tc>
@@ -4692,7 +4568,7 @@
                 <w:b w:val="0"/>
                 <w:sz w:val="17"/>
               </w:rPr>
-              <w:t>5,550.27</w:t>
+              <w:t>5,687.35</w:t>
             </w:r>
           </w:p>
         </w:tc>
@@ -4709,7 +4585,7 @@
                 <w:b w:val="0"/>
                 <w:sz w:val="17"/>
               </w:rPr>
-              <w:t>5,550.27</w:t>
+              <w:t>5,800.42</w:t>
             </w:r>
           </w:p>
         </w:tc>
@@ -4726,7 +4602,7 @@
                 <w:b w:val="0"/>
                 <w:sz w:val="17"/>
               </w:rPr>
-              <w:t>87.34%</w:t>
+              <w:t>90.90%</w:t>
             </w:r>
           </w:p>
         </w:tc>
@@ -4799,7 +4675,7 @@
                 <w:b w:val="0"/>
                 <w:sz w:val="17"/>
               </w:rPr>
-              <w:t>6,348.19</w:t>
+              <w:t>6,076.77</w:t>
             </w:r>
           </w:p>
         </w:tc>
@@ -4816,7 +4692,7 @@
                 <w:b w:val="0"/>
                 <w:sz w:val="17"/>
               </w:rPr>
-              <w:t>6,348.19</w:t>
+              <w:t>6,204.04</w:t>
             </w:r>
           </w:p>
         </w:tc>
@@ -4833,7 +4709,7 @@
                 <w:b w:val="0"/>
                 <w:sz w:val="17"/>
               </w:rPr>
-              <w:t>99.89%</w:t>
+              <w:t>97.12%</w:t>
             </w:r>
           </w:p>
         </w:tc>
@@ -4889,7 +4765,7 @@
                 <w:b w:val="0"/>
                 <w:sz w:val="17"/>
               </w:rPr>
-              <w:t>4</w:t>
+              <w:t>3</w:t>
             </w:r>
           </w:p>
         </w:tc>
@@ -4906,7 +4782,7 @@
                 <w:b w:val="0"/>
                 <w:sz w:val="17"/>
               </w:rPr>
-              <w:t>6,306.07</w:t>
+              <w:t>5,471.06</w:t>
             </w:r>
           </w:p>
         </w:tc>
@@ -4923,7 +4799,7 @@
                 <w:b w:val="0"/>
                 <w:sz w:val="17"/>
               </w:rPr>
-              <w:t>6,306.07</w:t>
+              <w:t>5,942.55</w:t>
             </w:r>
           </w:p>
         </w:tc>
@@ -4940,7 +4816,7 @@
                 <w:b w:val="0"/>
                 <w:sz w:val="17"/>
               </w:rPr>
-              <w:t>99.23%</w:t>
+              <w:t>87.44%</w:t>
             </w:r>
           </w:p>
         </w:tc>
@@ -5013,7 +4889,7 @@
                 <w:b w:val="0"/>
                 <w:sz w:val="17"/>
               </w:rPr>
-              <w:t>6,333.24</w:t>
+              <w:t>6,242.56</w:t>
             </w:r>
           </w:p>
         </w:tc>
@@ -5030,7 +4906,7 @@
                 <w:b w:val="0"/>
                 <w:sz w:val="17"/>
               </w:rPr>
-              <w:t>6,333.24</w:t>
+              <w:t>6,242.56</w:t>
             </w:r>
           </w:p>
         </w:tc>
@@ -5047,7 +4923,7 @@
                 <w:b w:val="0"/>
                 <w:sz w:val="17"/>
               </w:rPr>
-              <w:t>99.66%</w:t>
+              <w:t>99.77%</w:t>
             </w:r>
           </w:p>
         </w:tc>
@@ -5120,7 +4996,7 @@
                 <w:b w:val="0"/>
                 <w:sz w:val="17"/>
               </w:rPr>
-              <w:t>6,355.09</w:t>
+              <w:t>6,231.32</w:t>
             </w:r>
           </w:p>
         </w:tc>
@@ -5137,7 +5013,7 @@
                 <w:b w:val="0"/>
                 <w:sz w:val="17"/>
               </w:rPr>
-              <w:t>6,355.09</w:t>
+              <w:t>6,231.32</w:t>
             </w:r>
           </w:p>
         </w:tc>
@@ -5154,7 +5030,7 @@
                 <w:b w:val="0"/>
                 <w:sz w:val="17"/>
               </w:rPr>
-              <w:t>100.00%</w:t>
+              <w:t>99.59%</w:t>
             </w:r>
           </w:p>
         </w:tc>
@@ -5308,7 +5184,7 @@
                 <w:b w:val="0"/>
                 <w:sz w:val="18"/>
               </w:rPr>
-              <w:t>U01 / U04</w:t>
+              <w:t>U01 / U03</w:t>
             </w:r>
           </w:p>
         </w:tc>
@@ -5325,7 +5201,7 @@
                 <w:b w:val="0"/>
                 <w:sz w:val="18"/>
               </w:rPr>
-              <w:t>4,974.93</w:t>
+              <w:t>5,752.72</w:t>
             </w:r>
           </w:p>
         </w:tc>
@@ -5381,7 +5257,7 @@
                 <w:b w:val="0"/>
                 <w:sz w:val="18"/>
               </w:rPr>
-              <w:t>U02 / U03</w:t>
+              <w:t>U02 / U04</w:t>
             </w:r>
           </w:p>
         </w:tc>
@@ -5398,7 +5274,7 @@
                 <w:b w:val="0"/>
                 <w:sz w:val="18"/>
               </w:rPr>
-              <w:t>6,213.63</w:t>
+              <w:t>7,039.30</w:t>
             </w:r>
           </w:p>
         </w:tc>
@@ -5454,7 +5330,7 @@
                 <w:b w:val="0"/>
                 <w:sz w:val="18"/>
               </w:rPr>
-              <w:t>U03 / U04</w:t>
+              <w:t>U01 / U03</w:t>
             </w:r>
           </w:p>
         </w:tc>
@@ -5471,7 +5347,7 @@
                 <w:b w:val="0"/>
                 <w:sz w:val="18"/>
               </w:rPr>
-              <w:t>6,540.15</w:t>
+              <w:t>7,064.35</w:t>
             </w:r>
           </w:p>
         </w:tc>
@@ -5527,7 +5403,7 @@
                 <w:b w:val="0"/>
                 <w:sz w:val="18"/>
               </w:rPr>
-              <w:t>U01 / U04</w:t>
+              <w:t>U02 / U04</w:t>
             </w:r>
           </w:p>
         </w:tc>
@@ -5544,7 +5420,7 @@
                 <w:b w:val="0"/>
                 <w:sz w:val="18"/>
               </w:rPr>
-              <w:t>7,861.75</w:t>
+              <w:t>6,286.83</w:t>
             </w:r>
           </w:p>
         </w:tc>
@@ -5600,7 +5476,7 @@
                 <w:b w:val="0"/>
                 <w:sz w:val="18"/>
               </w:rPr>
-              <w:t>U01 / U02</w:t>
+              <w:t>U01 / U03</w:t>
             </w:r>
           </w:p>
         </w:tc>
@@ -5617,7 +5493,7 @@
                 <w:b w:val="0"/>
                 <w:sz w:val="18"/>
               </w:rPr>
-              <w:t>7,130.18</w:t>
+              <w:t>7,382.77</w:t>
             </w:r>
           </w:p>
         </w:tc>
@@ -5673,7 +5549,7 @@
                 <w:b w:val="0"/>
                 <w:sz w:val="18"/>
               </w:rPr>
-              <w:t>U02 / U03</w:t>
+              <w:t>U02 / U04</w:t>
             </w:r>
           </w:p>
         </w:tc>
@@ -5690,7 +5566,7 @@
                 <w:b w:val="0"/>
                 <w:sz w:val="18"/>
               </w:rPr>
-              <w:t>7,036.59</w:t>
+              <w:t>7,115.90</w:t>
             </w:r>
           </w:p>
         </w:tc>
@@ -5746,7 +5622,7 @@
                 <w:b w:val="0"/>
                 <w:sz w:val="18"/>
               </w:rPr>
-              <w:t>U05 / U06</w:t>
+              <w:t>U05</w:t>
             </w:r>
           </w:p>
         </w:tc>
@@ -5763,7 +5639,7 @@
                 <w:b w:val="0"/>
                 <w:sz w:val="18"/>
               </w:rPr>
-              <w:t>6,671.78</w:t>
+              <w:t>5,452.12</w:t>
             </w:r>
           </w:p>
         </w:tc>
@@ -5819,7 +5695,7 @@
                 <w:b w:val="0"/>
                 <w:sz w:val="18"/>
               </w:rPr>
-              <w:t>U05 / U06</w:t>
+              <w:t>U06</w:t>
             </w:r>
           </w:p>
         </w:tc>
@@ -5836,7 +5712,7 @@
                 <w:b w:val="0"/>
                 <w:sz w:val="18"/>
               </w:rPr>
-              <w:t>6,138.49</w:t>
+              <w:t>7,840.65</w:t>
             </w:r>
           </w:p>
         </w:tc>
@@ -5875,7 +5751,7 @@
                 <w:b w:val="0"/>
                 <w:sz w:val="18"/>
               </w:rPr>
-              <w:t>2</w:t>
+              <w:t>1</w:t>
             </w:r>
           </w:p>
         </w:tc>
@@ -5892,7 +5768,7 @@
                 <w:b w:val="0"/>
                 <w:sz w:val="18"/>
               </w:rPr>
-              <w:t>U06</w:t>
+              <w:t>U05</w:t>
             </w:r>
           </w:p>
         </w:tc>
@@ -5909,7 +5785,7 @@
                 <w:b w:val="0"/>
                 <w:sz w:val="18"/>
               </w:rPr>
-              <w:t>7,839.50</w:t>
+              <w:t>4,516.14</w:t>
             </w:r>
           </w:p>
         </w:tc>
@@ -5965,7 +5841,7 @@
                 <w:b w:val="0"/>
                 <w:sz w:val="18"/>
               </w:rPr>
-              <w:t>U05</w:t>
+              <w:t>U05 / U06</w:t>
             </w:r>
           </w:p>
         </w:tc>
@@ -5982,7 +5858,7 @@
                 <w:b w:val="0"/>
                 <w:sz w:val="18"/>
               </w:rPr>
-              <w:t>7,976.88</w:t>
+              <w:t>7,913.85</w:t>
             </w:r>
           </w:p>
         </w:tc>
@@ -6038,7 +5914,7 @@
                 <w:b w:val="0"/>
                 <w:sz w:val="18"/>
               </w:rPr>
-              <w:t>U07 / U08</w:t>
+              <w:t>U07</w:t>
             </w:r>
           </w:p>
         </w:tc>
@@ -6055,7 +5931,7 @@
                 <w:b w:val="0"/>
                 <w:sz w:val="18"/>
               </w:rPr>
-              <w:t>8,853.91</w:t>
+              <w:t>8,803.15</w:t>
             </w:r>
           </w:p>
         </w:tc>
@@ -6111,7 +5987,7 @@
                 <w:b w:val="0"/>
                 <w:sz w:val="18"/>
               </w:rPr>
-              <w:t>U07 / U08</w:t>
+              <w:t>U08</w:t>
             </w:r>
           </w:p>
         </w:tc>
@@ -6128,7 +6004,7 @@
                 <w:b w:val="0"/>
                 <w:sz w:val="18"/>
               </w:rPr>
-              <w:t>8,832.99</w:t>
+              <w:t>8,693.65</w:t>
             </w:r>
           </w:p>
         </w:tc>
@@ -6184,7 +6060,7 @@
                 <w:b w:val="0"/>
                 <w:sz w:val="18"/>
               </w:rPr>
-              <w:t>U08</w:t>
+              <w:t>U07</w:t>
             </w:r>
           </w:p>
         </w:tc>
@@ -6201,7 +6077,7 @@
                 <w:b w:val="0"/>
                 <w:sz w:val="18"/>
               </w:rPr>
-              <w:t>6,337.54</w:t>
+              <w:t>6,104.15</w:t>
             </w:r>
           </w:p>
         </w:tc>
@@ -6257,7 +6133,7 @@
                 <w:b w:val="0"/>
                 <w:sz w:val="18"/>
               </w:rPr>
-              <w:t>U07</w:t>
+              <w:t>U08</w:t>
             </w:r>
           </w:p>
         </w:tc>
@@ -6274,7 +6150,7 @@
                 <w:b w:val="0"/>
                 <w:sz w:val="18"/>
               </w:rPr>
-              <w:t>5,998.89</w:t>
+              <w:t>6,495.08</w:t>
             </w:r>
           </w:p>
         </w:tc>
@@ -6287,7 +6163,7 @@
     </w:p>
     <w:p>
       <w:r>
-        <w:t>最低返航SOC为20.413343%（Q2-019），源下限为20%。最紧硬时限为S012-MED-01，裕度仅2.328362 s。当前数学参数下可行，但时间和电量缓冲较小，不可把数值可行性说成真实扰动下的稳健保证。</w:t>
+        <w:t>最低返航SOC为20.280212%（Q2-019），源下限为20%。最紧硬时限为S007-MED-01，裕度仅27.799828 s。当前数学参数下可行，但时间和电量缓冲较小，不可把数值可行性说成真实扰动下的稳健保证。</w:t>
       </w:r>
     </w:p>
     <w:p>
@@ -6298,7 +6174,7 @@
       <w:r>
         <w:drawing>
           <wp:inline xmlns:a="http://schemas.openxmlformats.org/drawingml/2006/main" xmlns:pic="http://schemas.openxmlformats.org/drawingml/2006/picture">
-            <wp:extent cx="6080760" cy="4525350"/>
+            <wp:extent cx="6080760" cy="4516643"/>
             <wp:docPr id="7" name="Picture 7"/>
             <wp:cNvGraphicFramePr>
               <a:graphicFrameLocks noChangeAspect="1"/>
@@ -6319,7 +6195,7 @@
                   <pic:spPr>
                     <a:xfrm>
                       <a:off x="0" y="0"/>
-                      <a:ext cx="6080760" cy="4525350"/>
+                      <a:ext cx="6080760" cy="4516643"/>
                     </a:xfrm>
                     <a:prstGeom prst="rect"/>
                   </pic:spPr>
@@ -6350,7 +6226,7 @@
       <w:r>
         <w:drawing>
           <wp:inline xmlns:a="http://schemas.openxmlformats.org/drawingml/2006/main" xmlns:pic="http://schemas.openxmlformats.org/drawingml/2006/picture">
-            <wp:extent cx="6080760" cy="2325880"/>
+            <wp:extent cx="6080760" cy="2306569"/>
             <wp:docPr id="8" name="Picture 8"/>
             <wp:cNvGraphicFramePr>
               <a:graphicFrameLocks noChangeAspect="1"/>
@@ -6371,7 +6247,7 @@
                   <pic:spPr>
                     <a:xfrm>
                       <a:off x="0" y="0"/>
-                      <a:ext cx="6080760" cy="2325880"/>
+                      <a:ext cx="6080760" cy="2306569"/>
                     </a:xfrm>
                     <a:prstGeom prst="rect"/>
                   </pic:spPr>
@@ -6402,7 +6278,7 @@
       <w:r>
         <w:drawing>
           <wp:inline xmlns:a="http://schemas.openxmlformats.org/drawingml/2006/main" xmlns:pic="http://schemas.openxmlformats.org/drawingml/2006/picture">
-            <wp:extent cx="6080760" cy="2501823"/>
+            <wp:extent cx="6080760" cy="2479492"/>
             <wp:docPr id="9" name="Picture 9"/>
             <wp:cNvGraphicFramePr>
               <a:graphicFrameLocks noChangeAspect="1"/>
@@ -6423,7 +6299,7 @@
                   <pic:spPr>
                     <a:xfrm>
                       <a:off x="0" y="0"/>
-                      <a:ext cx="6080760" cy="2501823"/>
+                      <a:ext cx="6080760" cy="2479492"/>
                     </a:xfrm>
                     <a:prstGeom prst="rect"/>
                   </pic:spPr>
@@ -6759,7 +6635,7 @@
                 <w:b w:val="0"/>
                 <w:sz w:val="17"/>
               </w:rPr>
-              <w:t>6,984.694</w:t>
+              <w:t>6,934.615</w:t>
             </w:r>
           </w:p>
         </w:tc>
@@ -6776,7 +6652,7 @@
                 <w:b w:val="0"/>
                 <w:sz w:val="17"/>
               </w:rPr>
-              <w:t>77.805377</w:t>
+              <w:t>78.024391</w:t>
             </w:r>
           </w:p>
         </w:tc>
@@ -6849,7 +6725,7 @@
                 <w:b w:val="0"/>
                 <w:sz w:val="17"/>
               </w:rPr>
-              <w:t>26</w:t>
+              <w:t>27</w:t>
             </w:r>
           </w:p>
         </w:tc>
@@ -6866,7 +6742,7 @@
                 <w:b w:val="0"/>
                 <w:sz w:val="17"/>
               </w:rPr>
-              <w:t>6,355.094</w:t>
+              <w:t>6,690.920</w:t>
             </w:r>
           </w:p>
         </w:tc>
@@ -6883,7 +6759,7 @@
                 <w:b w:val="0"/>
                 <w:sz w:val="17"/>
               </w:rPr>
-              <w:t>71.945662</w:t>
+              <w:t>74.965531</w:t>
             </w:r>
           </w:p>
         </w:tc>
@@ -6973,7 +6849,7 @@
                 <w:b w:val="0"/>
                 <w:sz w:val="17"/>
               </w:rPr>
-              <w:t>6,954.141</w:t>
+              <w:t>7,305.459</w:t>
             </w:r>
           </w:p>
         </w:tc>
@@ -6990,7 +6866,221 @@
                 <w:b w:val="0"/>
                 <w:sz w:val="17"/>
               </w:rPr>
-              <w:t>67.227458</w:t>
+              <w:t>67.437682</w:t>
+            </w:r>
+          </w:p>
+        </w:tc>
+        <w:tc>
+          <w:tcPr>
+            <w:tcW w:type="dxa" w:w="1644"/>
+          </w:tcPr>
+          <w:p>
+            <w:pPr>
+              <w:spacing w:line="259" w:lineRule="auto" w:after="40" w:before="40"/>
+            </w:pPr>
+            <w:r>
+              <w:rPr>
+                <w:b w:val="0"/>
+                <w:sz w:val="17"/>
+              </w:rPr>
+              <w:t>80</w:t>
+            </w:r>
+          </w:p>
+        </w:tc>
+      </w:tr>
+      <w:tr>
+        <w:trPr>
+          <w:cantSplit/>
+        </w:trPr>
+        <w:tc>
+          <w:tcPr>
+            <w:tcW w:type="dxa" w:w="1644"/>
+          </w:tcPr>
+          <w:p>
+            <w:pPr>
+              <w:spacing w:line="259" w:lineRule="auto" w:after="40" w:before="40"/>
+            </w:pPr>
+            <w:r>
+              <w:rPr>
+                <w:b w:val="0"/>
+                <w:sz w:val="17"/>
+              </w:rPr>
+              <w:t>main_v2_25trips</w:t>
+            </w:r>
+          </w:p>
+        </w:tc>
+        <w:tc>
+          <w:tcPr>
+            <w:tcW w:type="dxa" w:w="1644"/>
+          </w:tcPr>
+          <w:p>
+            <w:pPr>
+              <w:spacing w:line="259" w:lineRule="auto" w:after="40" w:before="40"/>
+            </w:pPr>
+            <w:r>
+              <w:rPr>
+                <w:b w:val="0"/>
+                <w:sz w:val="17"/>
+              </w:rPr>
+              <w:t>是</w:t>
+            </w:r>
+          </w:p>
+        </w:tc>
+        <w:tc>
+          <w:tcPr>
+            <w:tcW w:type="dxa" w:w="1644"/>
+          </w:tcPr>
+          <w:p>
+            <w:pPr>
+              <w:spacing w:line="259" w:lineRule="auto" w:after="40" w:before="40"/>
+            </w:pPr>
+            <w:r>
+              <w:rPr>
+                <w:b w:val="0"/>
+                <w:sz w:val="17"/>
+              </w:rPr>
+              <w:t>25</w:t>
+            </w:r>
+          </w:p>
+        </w:tc>
+        <w:tc>
+          <w:tcPr>
+            <w:tcW w:type="dxa" w:w="1644"/>
+          </w:tcPr>
+          <w:p>
+            <w:pPr>
+              <w:spacing w:line="259" w:lineRule="auto" w:after="40" w:before="40"/>
+            </w:pPr>
+            <w:r>
+              <w:rPr>
+                <w:b w:val="0"/>
+                <w:sz w:val="17"/>
+              </w:rPr>
+              <w:t>6,256.804</w:t>
+            </w:r>
+          </w:p>
+        </w:tc>
+        <w:tc>
+          <w:tcPr>
+            <w:tcW w:type="dxa" w:w="1644"/>
+          </w:tcPr>
+          <w:p>
+            <w:pPr>
+              <w:spacing w:line="259" w:lineRule="auto" w:after="40" w:before="40"/>
+            </w:pPr>
+            <w:r>
+              <w:rPr>
+                <w:b w:val="0"/>
+                <w:sz w:val="17"/>
+              </w:rPr>
+              <w:t>71.727380</w:t>
+            </w:r>
+          </w:p>
+        </w:tc>
+        <w:tc>
+          <w:tcPr>
+            <w:tcW w:type="dxa" w:w="1644"/>
+          </w:tcPr>
+          <w:p>
+            <w:pPr>
+              <w:spacing w:line="259" w:lineRule="auto" w:after="40" w:before="40"/>
+            </w:pPr>
+            <w:r>
+              <w:rPr>
+                <w:b w:val="0"/>
+                <w:sz w:val="17"/>
+              </w:rPr>
+              <w:t>80</w:t>
+            </w:r>
+          </w:p>
+        </w:tc>
+      </w:tr>
+      <w:tr>
+        <w:trPr>
+          <w:cantSplit/>
+        </w:trPr>
+        <w:tc>
+          <w:tcPr>
+            <w:tcW w:type="dxa" w:w="1644"/>
+          </w:tcPr>
+          <w:p>
+            <w:pPr>
+              <w:spacing w:line="259" w:lineRule="auto" w:after="40" w:before="40"/>
+            </w:pPr>
+            <w:r>
+              <w:rPr>
+                <w:b w:val="0"/>
+                <w:sz w:val="17"/>
+              </w:rPr>
+              <w:t>tripsmin_18</w:t>
+            </w:r>
+          </w:p>
+        </w:tc>
+        <w:tc>
+          <w:tcPr>
+            <w:tcW w:type="dxa" w:w="1644"/>
+          </w:tcPr>
+          <w:p>
+            <w:pPr>
+              <w:spacing w:line="259" w:lineRule="auto" w:after="40" w:before="40"/>
+            </w:pPr>
+            <w:r>
+              <w:rPr>
+                <w:b w:val="0"/>
+                <w:sz w:val="17"/>
+              </w:rPr>
+              <w:t>是</w:t>
+            </w:r>
+          </w:p>
+        </w:tc>
+        <w:tc>
+          <w:tcPr>
+            <w:tcW w:type="dxa" w:w="1644"/>
+          </w:tcPr>
+          <w:p>
+            <w:pPr>
+              <w:spacing w:line="259" w:lineRule="auto" w:after="40" w:before="40"/>
+            </w:pPr>
+            <w:r>
+              <w:rPr>
+                <w:b w:val="0"/>
+                <w:sz w:val="17"/>
+              </w:rPr>
+              <w:t>18</w:t>
+            </w:r>
+          </w:p>
+        </w:tc>
+        <w:tc>
+          <w:tcPr>
+            <w:tcW w:type="dxa" w:w="1644"/>
+          </w:tcPr>
+          <w:p>
+            <w:pPr>
+              <w:spacing w:line="259" w:lineRule="auto" w:after="40" w:before="40"/>
+            </w:pPr>
+            <w:r>
+              <w:rPr>
+                <w:b w:val="0"/>
+                <w:sz w:val="17"/>
+              </w:rPr>
+              <w:t>9,856.086</w:t>
+            </w:r>
+          </w:p>
+        </w:tc>
+        <w:tc>
+          <w:tcPr>
+            <w:tcW w:type="dxa" w:w="1644"/>
+          </w:tcPr>
+          <w:p>
+            <w:pPr>
+              <w:spacing w:line="259" w:lineRule="auto" w:after="40" w:before="40"/>
+            </w:pPr>
+            <w:r>
+              <w:rPr>
+                <w:b w:val="0"/>
+                <w:sz w:val="17"/>
+              </w:rPr>
+              <w:t>66.611777</w:t>
             </w:r>
           </w:p>
         </w:tc>
@@ -7025,12 +7115,12 @@
     </w:p>
     <w:p>
       <w:r>
-        <w:t>与同预算直接往返重新优化对照相比，主方案Cmax下降9.0140%，能耗下降7.5312%，架次下降16.1290%。这是本次求得解之间的比较，不是两种问题全局最优值之差。</w:t>
+        <w:t>与同预算直接往返重新优化对照相比，主方案Cmax下降9.7743%，能耗下降8.0706%，架次下降19.3548%。这是本次求得解之间的比较，不是两种问题全局最优值之差。</w:t>
       </w:r>
     </w:p>
     <w:p>
       <w:r>
-        <w:t>能耗优先对照在允许Cmax上限6990.603685 s内，得到23架次、67.22745793 kWh、6954.140854 s；较主方案能耗下降6.5580%，完成时间增加9.4262%。这说明及时性达标后仍有时长与能耗/架次权衡。</w:t>
+        <w:t>能耗优先对照在允许Cmax上限6882.484121 s内，得到23架次、67.43768248 kWh、7305.458963 s；较主方案能耗下降5.9806%，完成时间增加16.7602%。这说明及时性达标后仍有时长与能耗/架次权衡。</w:t>
       </w:r>
     </w:p>
     <w:p>
@@ -7040,12 +7130,12 @@
     </w:p>
     <w:p>
       <w:r>
-        <w:t>单型工作量下界为：每架次固定准备与最短返航；每箱装载与交接；每次到站基础交接与最短入段。各项都不大于真实总作业，LP最优值因此是原问题的保守Cmax下界。SciPy linprog/HiGHS实际求解289变量、162不等式、80等式；原对偶证书最大残差1.08e-12，保守扣除数值容差后下界3222.353893 s。</w:t>
+        <w:t>单型工作量下界为：每架次固定准备与最短返航；每箱装载与交接；每次到站基础交接与最短入段。各项都不大于真实总作业，LP最优值因此是原问题的保守Cmax下界。SciPy linprog/HiGHS实际求解289变量、162不等式、80等式；原对偶证书最大残差2.13e-14，保守扣除数值容差后下界3222.353893 s。</w:t>
       </w:r>
     </w:p>
     <w:p>
       <w:r>
-        <w:t>当前可行上界6355.094259 s与下界的相对差为49.2949%。它反映下界较松和最优性尚未闭合，不等于实际误差，也不支持“接近全局最优”的断言。D=0有理论最优依据；其余目标仍为已核验启发式结果。</w:t>
+        <w:t>当前可行上界6256.803746 s与下界的相对差为48.4984%。它反映下界较松和最优性尚未闭合，不等于实际误差，也不支持“接近全局最优”的断言。D=0有理论最优依据；其余目标仍为已核验启发式结果。</w:t>
       </w:r>
     </w:p>
     <w:p>
@@ -7056,7 +7146,7 @@
       <w:r>
         <w:drawing>
           <wp:inline xmlns:a="http://schemas.openxmlformats.org/drawingml/2006/main" xmlns:pic="http://schemas.openxmlformats.org/drawingml/2006/picture">
-            <wp:extent cx="6080760" cy="3326449"/>
+            <wp:extent cx="6080760" cy="3304197"/>
             <wp:docPr id="10" name="Picture 10"/>
             <wp:cNvGraphicFramePr>
               <a:graphicFrameLocks noChangeAspect="1"/>
@@ -7077,7 +7167,7 @@
                   <pic:spPr>
                     <a:xfrm>
                       <a:off x="0" y="0"/>
-                      <a:ext cx="6080760" cy="3326449"/>
+                      <a:ext cx="6080760" cy="3304197"/>
                     </a:xfrm>
                     <a:prstGeom prst="rect"/>
                   </pic:spPr>
@@ -7108,7 +7198,7 @@
       <w:r>
         <w:drawing>
           <wp:inline xmlns:a="http://schemas.openxmlformats.org/drawingml/2006/main" xmlns:pic="http://schemas.openxmlformats.org/drawingml/2006/picture">
-            <wp:extent cx="6080760" cy="3271369"/>
+            <wp:extent cx="6080760" cy="3258893"/>
             <wp:docPr id="11" name="Picture 11"/>
             <wp:cNvGraphicFramePr>
               <a:graphicFrameLocks noChangeAspect="1"/>
@@ -7129,7 +7219,7 @@
                   <pic:spPr>
                     <a:xfrm>
                       <a:off x="0" y="0"/>
-                      <a:ext cx="6080760" cy="3271369"/>
+                      <a:ext cx="6080760" cy="3258893"/>
                     </a:xfrm>
                     <a:prstGeom prst="rect"/>
                   </pic:spPr>
@@ -7162,12 +7252,12 @@
     </w:p>
     <w:p>
       <w:r>
-        <w:t>不复用优化器物理函数，从最终箱ID、路线、开始时间与原始DEM独立重算：逐箱唯一覆盖、单箱目的地、质量体积、各航段载荷、空载返航、能耗、每箱交接完成、全部硬时限、逐机区间、逐电池任务/充电区间与满电复用。主CSV检查1002项，失败0；有向地形检查240条，失败0。最大能量差4.44e-16 kWh，最大时间差1.82e-12 s，为浮点舍入量级。</w:t>
+        <w:t>不复用优化器物理函数，从最终箱ID、路线、开始时间与原始DEM独立重算：逐箱唯一覆盖、单箱目的地、质量体积、各航段载荷、空载返航、能耗、每箱交接完成、全部硬时限、逐机区间、逐电池任务/充电区间与满电复用。主CSV检查978项，失败0；有向地形检查240条，失败0。最大能量差8.88e-16 kWh，最大时间差9.09e-13 s，为浮点舍入量级。</w:t>
       </w:r>
     </w:p>
     <w:p>
       <w:r>
-        <w:t>三个对照另执行2777项资源/物理复核；冻结Q1对照允许记录硬违约，不将其标为硬可行。最终工作簿还经过独立复算，避免只验证内存解而导出文件错列。测试包含故意改错能耗、返航、箱号、机型电池、双重占用、交接完成与硬时限，确认验证器会拒绝错误答案。</w:t>
+        <w:t>三个对照另执行2783项资源/物理复核；冻结Q1对照允许记录硬违约，不将其标为硬可行。最终工作簿还经过独立复算，避免只验证内存解而导出文件错列。测试包含故意改错能耗、返航、箱号、机型电池、双重占用、交接完成与硬时限，确认验证器会拒绝错误答案。</w:t>
       </w:r>
     </w:p>
     <w:p>
@@ -7338,7 +7428,7 @@
                 <w:b w:val="0"/>
                 <w:sz w:val="18"/>
               </w:rPr>
-              <w:t>1</w:t>
+              <w:t>0</w:t>
             </w:r>
           </w:p>
         </w:tc>
@@ -7394,7 +7484,7 @@
                 <w:b w:val="0"/>
                 <w:sz w:val="18"/>
               </w:rPr>
-              <w:t>1</w:t>
+              <w:t>0</w:t>
             </w:r>
           </w:p>
         </w:tc>
@@ -7450,7 +7540,7 @@
                 <w:b w:val="0"/>
                 <w:sz w:val="18"/>
               </w:rPr>
-              <w:t>2</w:t>
+              <w:t>0</w:t>
             </w:r>
           </w:p>
         </w:tc>
@@ -7467,7 +7557,7 @@
                 <w:b w:val="0"/>
                 <w:sz w:val="18"/>
               </w:rPr>
-              <w:t>1</w:t>
+              <w:t>0</w:t>
             </w:r>
           </w:p>
         </w:tc>
@@ -7506,7 +7596,7 @@
                 <w:b w:val="0"/>
                 <w:sz w:val="18"/>
               </w:rPr>
-              <w:t>4</w:t>
+              <w:t>0</w:t>
             </w:r>
           </w:p>
         </w:tc>
@@ -7523,7 +7613,7 @@
                 <w:b w:val="0"/>
                 <w:sz w:val="18"/>
               </w:rPr>
-              <w:t>3</w:t>
+              <w:t>0</w:t>
             </w:r>
           </w:p>
         </w:tc>
@@ -7549,7 +7639,7 @@
     </w:p>
     <w:p>
       <w:r>
-        <w:t>最终submission/结果提交.xlsx的Q2_运输架次和Q2_逐箱交付可直接对应模板。箱表80行、架次表26行。细化文件trips.csv、box_deliveries.csv、legs.csv、phase_events.csv、drone_usage.csv、battery_cycles.csv、battery_usage.csv相互使用同一trip_id/box_id，不需要人工拼表。独立检查与下界证书、全部实验和参数均附于results/q2。</w:t>
+        <w:t>最终submission/结果提交.xlsx的Q2_运输架次和Q2_逐箱交付可直接对应模板。箱表80行、架次表25行。细化文件trips.csv、box_deliveries.csv、legs.csv、phase_events.csv、drone_usage.csv、battery_cycles.csv、battery_usage.csv相互使用同一trip_id/box_id，不需要人工拼表。独立检查与下界证书、全部实验和参数均附于results/q2。</w:t>
       </w:r>
     </w:p>
     <w:p>
